--- a/REVISI_HAL03_IJAZAH.docx
+++ b/REVISI_HAL03_IJAZAH.docx
@@ -34,7 +34,7 @@
         <w:rPr>
           <w:rFonts w:ascii="Scheherazade New" w:hAnsi="Scheherazade New"/>
           <w:color w:val="1A237E"/>
-          <w:sz w:val="26"/>
+          <w:sz w:val="25"/>
         </w:rPr>
         <w:t>إِجَازَةُ الشَّيْخِ الْبَشِيرِ</w:t>
       </w:r>
@@ -55,7 +55,7 @@
         <w:rPr>
           <w:rFonts w:ascii="Scheherazade New" w:hAnsi="Scheherazade New"/>
           <w:color w:val="1A237E"/>
-          <w:sz w:val="26"/>
+          <w:sz w:val="25"/>
         </w:rPr>
         <w:t>لَقَدْ أَجَزْتُ كُلَّ مَنْ وَصَلَتْ إِلَيْهِ فَوَائِدِي وَرِيَاضَاتِي إِجَازَةً عَامَّةً</w:t>
       </w:r>
@@ -76,7 +76,7 @@
         <w:rPr>
           <w:rFonts w:ascii="Scheherazade New" w:hAnsi="Scheherazade New"/>
           <w:color w:val="1A237E"/>
-          <w:sz w:val="26"/>
+          <w:sz w:val="25"/>
         </w:rPr>
         <w:t>فِيمَا يُرْضِي اللهَ وَرَسُولَهُ وَيَقُومُ بِهَا بَعْدَ</w:t>
       </w:r>
@@ -97,7 +97,7 @@
         <w:rPr>
           <w:rFonts w:ascii="Scheherazade New" w:hAnsi="Scheherazade New"/>
           <w:color w:val="1A237E"/>
-          <w:sz w:val="26"/>
+          <w:sz w:val="25"/>
         </w:rPr>
         <w:t>الصَّلَاةِ عَلَى الْحَبِيبِ الْمُصْطَفَى وَقِرَاءَةِ الْفَاتِحَةِ وَإِهْدَاءِ ثَوَابِهَا</w:t>
       </w:r>
@@ -118,7 +118,7 @@
         <w:rPr>
           <w:rFonts w:ascii="Scheherazade New" w:hAnsi="Scheherazade New"/>
           <w:color w:val="1A237E"/>
-          <w:sz w:val="26"/>
+          <w:sz w:val="25"/>
         </w:rPr>
         <w:t>لِرُوحِ الْحَبِيبِ مُحَمَّدٍ صَلَّى اللهُ عَلَيْهِ وَسَلَّمَ وَإِلَى رُوحِ</w:t>
       </w:r>
@@ -139,7 +139,7 @@
         <w:rPr>
           <w:rFonts w:ascii="Scheherazade New" w:hAnsi="Scheherazade New"/>
           <w:color w:val="1A237E"/>
-          <w:sz w:val="26"/>
+          <w:sz w:val="25"/>
         </w:rPr>
         <w:t>شَيْخِي رَحِمَهُ اللهُ عَلَيْهِ وَلِفَاتِحَةٍ لِي</w:t>
       </w:r>
@@ -160,7 +160,7 @@
         <w:rPr>
           <w:rFonts w:ascii="Scheherazade New" w:hAnsi="Scheherazade New"/>
           <w:color w:val="1A237E"/>
-          <w:sz w:val="26"/>
+          <w:sz w:val="25"/>
         </w:rPr>
         <w:t>وَإِلَى الشَّيْخِ الْفَقِيرِ الْقَادِرِيِّ أَطَالَ اللهُ لَنَا فِي عُمُرِهِ</w:t>
       </w:r>
@@ -181,7 +181,7 @@
         <w:rPr>
           <w:rFonts w:ascii="Scheherazade New" w:hAnsi="Scheherazade New"/>
           <w:color w:val="1A237E"/>
-          <w:sz w:val="26"/>
+          <w:sz w:val="25"/>
         </w:rPr>
         <w:t>وَبِذَلِكَ تَكُونُ قَدْ وَصَلَتْهُ الْإِجَازَةُ الْعَامَّةُ</w:t>
       </w:r>
@@ -201,7 +201,7 @@
           <w:color w:val="1A237E"/>
           <w:sz w:val="18"/>
         </w:rPr>
-        <w:t>Ijāzatu ash-Shaykhi al-Bashīri</w:t>
+        <w:t>Ijāzatu asy-Syaykhi al-Basyīri</w:t>
       </w:r>
     </w:p>
     <w:p>
@@ -211,7 +211,7 @@
           <w:color w:val="1A237E"/>
           <w:sz w:val="18"/>
         </w:rPr>
-        <w:t>Laqad ajaztu kulla man waṣalat ilaihi fawā'idī wa-riyāḍātī ijāzatan ʿāmmatan</w:t>
+        <w:t>Laqad ajaztu kulla man washalat ilaihi fawā'idī wa-riyādhātī ijāzatan ʿāmmatan</w:t>
       </w:r>
     </w:p>
     <w:p>
@@ -221,7 +221,7 @@
           <w:color w:val="1A237E"/>
           <w:sz w:val="18"/>
         </w:rPr>
-        <w:t>Fīmā yurḍillāha wa-rasūlahu wa yaqūmu bihā baʿda</w:t>
+        <w:t>Fīmā yurdhillāha wa-rasūlahu wa yaqūmu bihā baʿda</w:t>
       </w:r>
     </w:p>
     <w:p>
@@ -231,7 +231,7 @@
           <w:color w:val="1A237E"/>
           <w:sz w:val="18"/>
         </w:rPr>
-        <w:t>aṣ-Ṣalāti ʿalā al-Ḥabībi al-Muṣṭafā wa-qirā'ati al-Fātiḥati wa-ihdā'i thawābihā</w:t>
+        <w:t>ash-Shalāti ʿalā al-Ḥabībi al-Mushthafā wa-qirā'ati al-Fātiḥati wa-ihdā'i tsawābihā</w:t>
       </w:r>
     </w:p>
     <w:p>
@@ -241,7 +241,7 @@
           <w:color w:val="1A237E"/>
           <w:sz w:val="18"/>
         </w:rPr>
-        <w:t>li-rūḥi al-Ḥabībi Muḥammadin ṣallallāhu ʿalaihi wa-sallama wa ilā rūḥi</w:t>
+        <w:t>li-rūḥi al-Ḥabībi Muḥammadin shallallāhu ʿalaihi wa-sallama wa ilā rūḥi</w:t>
       </w:r>
     </w:p>
     <w:p>
@@ -251,7 +251,7 @@
           <w:color w:val="1A237E"/>
           <w:sz w:val="18"/>
         </w:rPr>
-        <w:t>shaykhī raḥimahullāhu ʿalaihi wa li-Fātiḥatin lī</w:t>
+        <w:t>syaykhī raḥimahullāhu ʿalaihi wa li-Fātiḥatin lī</w:t>
       </w:r>
     </w:p>
     <w:p>
@@ -261,7 +261,7 @@
           <w:color w:val="1A237E"/>
           <w:sz w:val="18"/>
         </w:rPr>
-        <w:t>wa-ilā ash-Shaykhi al-Faqīri al-Qādiriyyi aṭāla Allāhu lanā fī ʿumrihi</w:t>
+        <w:t>wa-ilā asy-Syaykhi al-Faqīri al-Qādiriyyi athāla Allāhu lanā fī ʿumrihi</w:t>
       </w:r>
     </w:p>
     <w:p>
@@ -271,7 +271,7 @@
           <w:color w:val="1A237E"/>
           <w:sz w:val="18"/>
         </w:rPr>
-        <w:t>wa-bi-dhālika takūnu qad waṣalat-hu al-Ijāzatu al-ʿĀmmatu</w:t>
+        <w:t>wa-bi-dzālika takūnu qad washalat-hu al-Ijāzatu al-ʿĀmmatu</w:t>
       </w:r>
     </w:p>
     <w:p>
@@ -413,8 +413,6 @@
     <w:p>
       <w:r>
         <w:rPr>
-          <w:rFonts w:ascii="Calibri" w:hAnsi="Calibri"/>
-          <w:i w:val="0"/>
           <w:sz w:val="17"/>
         </w:rPr>
         <w:t>Ijazah umum: sanad terbuka dari Syeikh Basyir untuk siapa saja yang menerima kitab ini dengan syarat tawasul (shalawat, Fatihah untuk Nabi, guru, diri, dan Syeikh Al-Faqir Al-Qadiri). Syarat 'apa yang diridhai Allah dan Rasul-Nya' menjadi batas agar tidak disalahgunakan. Urutan hadiah pahala menunjukkan tawadhu dan silsilah Qadiriyah.</w:t>
@@ -431,8 +429,6 @@
     <w:p>
       <w:r>
         <w:rPr>
-          <w:rFonts w:ascii="Calibri" w:hAnsi="Calibri"/>
-          <w:i w:val="0"/>
           <w:sz w:val="17"/>
         </w:rPr>
         <w:t>Tatacara menerima ijazah: baca shalawat 1×, Al-Fatihah 1× dengan niat menghadiahkan pahalanya sesuai urutan di atas (Nabi → guru → diri → Syeikh Faqir), lalu yakin ijazah telah sampai. Tidak perlu ijazah tatap muka. Gunakan hanya untuk hal yang diridhai Allah.</w:t>
@@ -442,7 +438,7 @@
       <w:headerReference w:type="default" r:id="rId9"/>
       <w:footerReference w:type="default" r:id="rId10"/>
       <w:pgSz w:w="11909" w:h="16834"/>
-      <w:pgMar w:top="864" w:right="1008" w:bottom="864" w:left="1008" w:header="432" w:footer="432" w:gutter="0"/>
+      <w:pgMar w:top="792" w:right="936" w:bottom="792" w:left="936" w:header="432" w:footer="432" w:gutter="0"/>
       <w:cols w:space="720"/>
       <w:docGrid w:linePitch="360"/>
     </w:sectPr>
@@ -467,7 +463,7 @@
         <w:color w:val="757575"/>
         <w:sz w:val="12"/>
       </w:rPr>
-      <w:t xml:space="preserve"> — Hal 03 IJAZAH — isi kitab saja</w:t>
+      <w:t xml:space="preserve"> — REVISI_HAL03_IJAZAH</w:t>
     </w:r>
   </w:p>
 </w:ftr>
@@ -486,7 +482,7 @@
         <w:color w:val="6D4C41"/>
         <w:sz w:val="13"/>
       </w:rPr>
-      <w:t>Anwār ash-Shaykh al-Bashīr — HAL 03 IJAZAH — arab • latin • Terjemahan</w:t>
+      <w:t>Anwār ash-Shaykh al-Bashīr — HALAMAN 03 — IJAZAH — إِجَازَةُ الشَّيْخِ الْبَشِيرِ</w:t>
     </w:r>
   </w:p>
 </w:hdr>
@@ -856,7 +852,7 @@
     <w:qFormat/>
     <w:rsid w:val="00FC693F"/>
     <w:pPr>
-      <w:spacing w:after="80" w:line="259" w:lineRule="auto"/>
+      <w:spacing w:after="60" w:line="259" w:lineRule="auto"/>
     </w:pPr>
     <w:rPr>
       <w:rFonts w:ascii="Calibri" w:hAnsi="Calibri"/>
@@ -919,7 +915,7 @@
     <w:pPr>
       <w:keepNext/>
       <w:keepLines/>
-      <w:spacing w:before="120" w:after="60"/>
+      <w:spacing w:before="100" w:after="40"/>
       <w:outlineLvl w:val="0"/>
     </w:pPr>
     <w:rPr>
@@ -927,7 +923,7 @@
       <w:b/>
       <w:bCs/>
       <w:color w:val="1B5E20"/>
-      <w:sz w:val="32"/>
+      <w:sz w:val="30"/>
       <w:szCs w:val="28"/>
     </w:rPr>
   </w:style>
@@ -943,7 +939,7 @@
     <w:pPr>
       <w:keepNext/>
       <w:keepLines/>
-      <w:spacing w:before="120" w:after="60"/>
+      <w:spacing w:before="100" w:after="40"/>
       <w:outlineLvl w:val="1"/>
     </w:pPr>
     <w:rPr>
